--- a/13. ArrayMatrixManipulation/76 ArrayMatrix - In-place Rotation.docx
+++ b/13. ArrayMatrixManipulation/76 ArrayMatrix - In-place Rotation.docx
@@ -150,7 +150,7 @@
                     <pic:cNvPicPr/>
                   </pic:nvPicPr>
                   <pic:blipFill>
-                    <a:blip r:embed="rId5"/>
+                    <a:blip r:embed="rId7"/>
                     <a:stretch>
                       <a:fillRect/>
                     </a:stretch>
@@ -178,15 +178,7 @@
     </w:p>
     <w:p>
       <w:r>
-        <w:t xml:space="preserve">    public void </w:t>
-      </w:r>
-      <w:proofErr w:type="gramStart"/>
-      <w:r>
-        <w:t>rotate</w:t>
-      </w:r>
-      <w:proofErr w:type="gramEnd"/>
-      <w:r>
-        <w:t>(int[][] matrix) {</w:t>
+        <w:t>    public void rotate(int[][] matrix) {</w:t>
       </w:r>
     </w:p>
     <w:p>
@@ -393,21 +385,73 @@
       </w:r>
     </w:p>
     <w:p>
+      <w:pPr>
+        <w:rPr>
+          <w:b/>
+          <w:bCs/>
+        </w:rPr>
+      </w:pPr>
+      <w:r>
+        <w:rPr>
+          <w:b/>
+          <w:bCs/>
+        </w:rPr>
+        <w:t>-&gt;f</w:t>
+      </w:r>
+      <w:r>
+        <w:rPr>
+          <w:b/>
+          <w:bCs/>
+        </w:rPr>
+        <w:t>irs</w:t>
+      </w:r>
+      <w:r>
+        <w:rPr>
+          <w:b/>
+          <w:bCs/>
+        </w:rPr>
+        <w:t xml:space="preserve">t transpose ( </w:t>
+      </w:r>
+      <w:proofErr w:type="spellStart"/>
+      <w:r>
+        <w:rPr>
+          <w:b/>
+          <w:bCs/>
+        </w:rPr>
+        <w:t>i</w:t>
+      </w:r>
+      <w:proofErr w:type="spellEnd"/>
+      <w:r>
+        <w:rPr>
+          <w:b/>
+          <w:bCs/>
+        </w:rPr>
+        <w:t xml:space="preserve"> = 0 , j = i+1) keep in mind</w:t>
+      </w:r>
+    </w:p>
+    <w:p>
+      <w:pPr>
+        <w:rPr>
+          <w:b/>
+          <w:bCs/>
+        </w:rPr>
+      </w:pPr>
+      <w:r>
+        <w:rPr>
+          <w:b/>
+          <w:bCs/>
+        </w:rPr>
+        <w:t>-&gt;then reverse the row elements(col shift)</w:t>
+      </w:r>
+    </w:p>
+    <w:p>
       <w:r>
         <w:t>class Solution {</w:t>
       </w:r>
     </w:p>
     <w:p>
       <w:r>
-        <w:t xml:space="preserve">    public void </w:t>
-      </w:r>
-      <w:proofErr w:type="gramStart"/>
-      <w:r>
-        <w:t>rotate</w:t>
-      </w:r>
-      <w:proofErr w:type="gramEnd"/>
-      <w:r>
-        <w:t>(int[][] m) {</w:t>
+        <w:t>    public void rotate(int[][] m) {</w:t>
       </w:r>
     </w:p>
     <w:p>
@@ -772,10 +816,8 @@
     </w:p>
     <w:p>
       <w:r>
-        <w:t xml:space="preserve">        </w:t>
-      </w:r>
-    </w:p>
-    <w:p>
+        <w:t xml:space="preserve">  </w:t>
+      </w:r>
       <w:r>
         <w:t>}</w:t>
       </w:r>
@@ -793,7 +835,6 @@
         <w:t>}</w:t>
       </w:r>
     </w:p>
-    <w:p/>
     <w:p>
       <w:pPr>
         <w:rPr>
@@ -898,23 +939,7 @@
           <w:b/>
           <w:bCs/>
         </w:rPr>
-        <w:t xml:space="preserve">rotate 1 </w:t>
-      </w:r>
-      <w:proofErr w:type="gramStart"/>
-      <w:r>
-        <w:rPr>
-          <w:b/>
-          <w:bCs/>
-        </w:rPr>
-        <w:t>steps</w:t>
-      </w:r>
-      <w:proofErr w:type="gramEnd"/>
-      <w:r>
-        <w:rPr>
-          <w:b/>
-          <w:bCs/>
-        </w:rPr>
-        <w:t xml:space="preserve"> to the right: [7,1,2,3,4,5,6]</w:t>
+        <w:t>rotate 1 steps to the right: [7,1,2,3,4,5,6]</w:t>
       </w:r>
     </w:p>
     <w:p>
@@ -977,15 +1002,7 @@
     </w:p>
     <w:p>
       <w:r>
-        <w:t xml:space="preserve">    public void </w:t>
-      </w:r>
-      <w:proofErr w:type="gramStart"/>
-      <w:r>
-        <w:t>rotate</w:t>
-      </w:r>
-      <w:proofErr w:type="gramEnd"/>
-      <w:r>
-        <w:t xml:space="preserve">(int[] </w:t>
+        <w:t xml:space="preserve">    public void rotate(int[] </w:t>
       </w:r>
       <w:proofErr w:type="spellStart"/>
       <w:r>
@@ -1244,15 +1261,7 @@
     </w:p>
     <w:p>
       <w:r>
-        <w:t xml:space="preserve">    public void </w:t>
-      </w:r>
-      <w:proofErr w:type="gramStart"/>
-      <w:r>
-        <w:t>rotate</w:t>
-      </w:r>
-      <w:proofErr w:type="gramEnd"/>
-      <w:r>
-        <w:t xml:space="preserve">(int[] </w:t>
+        <w:t xml:space="preserve">    public void rotate(int[] </w:t>
       </w:r>
       <w:proofErr w:type="spellStart"/>
       <w:r>
@@ -1347,21 +1356,7 @@
         <w:rPr>
           <w:highlight w:val="yellow"/>
         </w:rPr>
-        <w:t>//</w:t>
-      </w:r>
-      <w:proofErr w:type="spellStart"/>
-      <w:r>
-        <w:rPr>
-          <w:highlight w:val="yellow"/>
-        </w:rPr>
-        <w:t>rgets</w:t>
-      </w:r>
-      <w:proofErr w:type="spellEnd"/>
-      <w:r>
-        <w:rPr>
-          <w:highlight w:val="yellow"/>
-        </w:rPr>
-        <w:t xml:space="preserve"> the element correctly (</w:t>
+        <w:t>//gets the element correctly (</w:t>
       </w:r>
       <w:proofErr w:type="spellStart"/>
       <w:r>
@@ -1470,19 +1465,19 @@
     <w:p/>
     <w:p/>
     <w:p/>
-    <w:p/>
-    <w:p>
-      <w:pPr>
-        <w:rPr>
-          <w:b/>
-          <w:bCs/>
-        </w:rPr>
-      </w:pPr>
-      <w:r>
-        <w:rPr>
-          <w:b/>
-          <w:bCs/>
-        </w:rPr>
+    <w:p>
+      <w:pPr>
+        <w:rPr>
+          <w:b/>
+          <w:bCs/>
+        </w:rPr>
+      </w:pPr>
+      <w:r>
+        <w:rPr>
+          <w:b/>
+          <w:bCs/>
+        </w:rPr>
+        <w:lastRenderedPageBreak/>
         <w:t>APP3: OPTIMAL</w:t>
       </w:r>
     </w:p>
@@ -1569,15 +1564,7 @@
     </w:p>
     <w:p>
       <w:r>
-        <w:t xml:space="preserve">    public void </w:t>
-      </w:r>
-      <w:proofErr w:type="gramStart"/>
-      <w:r>
-        <w:t>rotate</w:t>
-      </w:r>
-      <w:proofErr w:type="gramEnd"/>
-      <w:r>
-        <w:t xml:space="preserve">(int[] </w:t>
+        <w:t xml:space="preserve">    public void rotate(int[] </w:t>
       </w:r>
       <w:proofErr w:type="spellStart"/>
       <w:r>
@@ -1590,11 +1577,24 @@
     </w:p>
     <w:p>
       <w:r>
+        <w:t xml:space="preserve">        int n = </w:t>
+      </w:r>
+      <w:proofErr w:type="spellStart"/>
+      <w:r>
+        <w:t>nums.length</w:t>
+      </w:r>
+      <w:proofErr w:type="spellEnd"/>
+      <w:r>
+        <w:t>;</w:t>
+      </w:r>
+    </w:p>
+    <w:p>
+      <w:r>
         <w:t xml:space="preserve">        k = </w:t>
       </w:r>
       <w:proofErr w:type="spellStart"/>
       <w:r>
-        <w:t>k%nums.length</w:t>
+        <w:t>k%n</w:t>
       </w:r>
       <w:proofErr w:type="spellEnd"/>
       <w:r>
@@ -1603,83 +1603,60 @@
     </w:p>
     <w:p>
       <w:r>
-        <w:t xml:space="preserve">        int n = </w:t>
-      </w:r>
-      <w:proofErr w:type="spellStart"/>
-      <w:r>
-        <w:t>nums.length</w:t>
-      </w:r>
-      <w:proofErr w:type="spellEnd"/>
-      <w:r>
-        <w:t>;</w:t>
-      </w:r>
-    </w:p>
-    <w:p>
-      <w:pPr>
-        <w:rPr>
-          <w:color w:val="EE0000"/>
-          <w:highlight w:val="yellow"/>
-        </w:rPr>
-      </w:pPr>
-      <w:r>
-        <w:rPr>
-          <w:color w:val="EE0000"/>
-        </w:rPr>
-        <w:t xml:space="preserve">        </w:t>
-      </w:r>
-      <w:r>
-        <w:rPr>
-          <w:color w:val="EE0000"/>
-          <w:highlight w:val="yellow"/>
-        </w:rPr>
-        <w:t>reverse(0,n-1,nums);</w:t>
-      </w:r>
-    </w:p>
-    <w:p>
-      <w:pPr>
-        <w:rPr>
-          <w:color w:val="EE0000"/>
-          <w:highlight w:val="yellow"/>
-        </w:rPr>
-      </w:pPr>
-      <w:r>
-        <w:rPr>
-          <w:color w:val="EE0000"/>
-        </w:rPr>
-        <w:t>       </w:t>
-      </w:r>
-      <w:r>
-        <w:rPr>
-          <w:color w:val="EE0000"/>
-          <w:highlight w:val="yellow"/>
-        </w:rPr>
-        <w:t xml:space="preserve"> reverse(0,k-1,nums);</w:t>
-      </w:r>
-    </w:p>
-    <w:p>
-      <w:pPr>
-        <w:rPr>
-          <w:color w:val="EE0000"/>
-        </w:rPr>
-      </w:pPr>
-      <w:r>
-        <w:rPr>
-          <w:color w:val="EE0000"/>
-        </w:rPr>
-        <w:t xml:space="preserve">        </w:t>
-      </w:r>
-      <w:r>
-        <w:rPr>
-          <w:color w:val="EE0000"/>
-          <w:highlight w:val="yellow"/>
-        </w:rPr>
-        <w:t>reverse(k,n-1,nums);</w:t>
-      </w:r>
-      <w:r>
-        <w:rPr>
-          <w:color w:val="EE0000"/>
-        </w:rPr>
-        <w:t xml:space="preserve">       </w:t>
+        <w:t>        if(k == 0)</w:t>
+      </w:r>
+    </w:p>
+    <w:p>
+      <w:r>
+        <w:t>            return;</w:t>
+      </w:r>
+    </w:p>
+    <w:p>
+      <w:r>
+        <w:t>        reverse(</w:t>
+      </w:r>
+      <w:proofErr w:type="spellStart"/>
+      <w:r>
+        <w:t>nums</w:t>
+      </w:r>
+      <w:proofErr w:type="spellEnd"/>
+      <w:r>
+        <w:t xml:space="preserve"> , 0 , n-1);</w:t>
+      </w:r>
+      <w:r>
+        <w:t>//full reverse</w:t>
+      </w:r>
+    </w:p>
+    <w:p>
+      <w:r>
+        <w:t>        reverse(</w:t>
+      </w:r>
+      <w:proofErr w:type="spellStart"/>
+      <w:r>
+        <w:t>nums</w:t>
+      </w:r>
+      <w:proofErr w:type="spellEnd"/>
+      <w:r>
+        <w:t xml:space="preserve"> , 0 , k-1);</w:t>
+      </w:r>
+      <w:r>
+        <w:t>//reverse first k so until k-1 index</w:t>
+      </w:r>
+    </w:p>
+    <w:p>
+      <w:r>
+        <w:t>        reverse(</w:t>
+      </w:r>
+      <w:proofErr w:type="spellStart"/>
+      <w:r>
+        <w:t>nums</w:t>
+      </w:r>
+      <w:proofErr w:type="spellEnd"/>
+      <w:r>
+        <w:t xml:space="preserve"> , k , n-1);</w:t>
+      </w:r>
+      <w:r>
+        <w:t xml:space="preserve"> //reverse remaining</w:t>
       </w:r>
     </w:p>
     <w:p>
@@ -1687,9 +1664,10 @@
         <w:t>    }</w:t>
       </w:r>
     </w:p>
-    <w:p>
-      <w:r>
-        <w:t xml:space="preserve">    void reverse(int left , int right , int[] </w:t>
+    <w:p/>
+    <w:p>
+      <w:r>
+        <w:t xml:space="preserve">    public void reverse(int[] </w:t>
       </w:r>
       <w:proofErr w:type="spellStart"/>
       <w:r>
@@ -1697,7 +1675,7 @@
       </w:r>
       <w:proofErr w:type="spellEnd"/>
       <w:r>
-        <w:t>)</w:t>
+        <w:t xml:space="preserve"> , int l , int r)</w:t>
       </w:r>
     </w:p>
     <w:p>
@@ -1707,7 +1685,7 @@
     </w:p>
     <w:p>
       <w:r>
-        <w:t>        while(left&lt;right)</w:t>
+        <w:t>        while(l&lt;r)</w:t>
       </w:r>
     </w:p>
     <w:p>
@@ -1717,6 +1695,19 @@
     </w:p>
     <w:p>
       <w:r>
+        <w:t xml:space="preserve">            int temp = </w:t>
+      </w:r>
+      <w:proofErr w:type="spellStart"/>
+      <w:r>
+        <w:t>nums</w:t>
+      </w:r>
+      <w:proofErr w:type="spellEnd"/>
+      <w:r>
+        <w:t>[l];</w:t>
+      </w:r>
+    </w:p>
+    <w:p>
+      <w:r>
         <w:t xml:space="preserve">            </w:t>
       </w:r>
       <w:proofErr w:type="spellStart"/>
@@ -1725,7 +1716,7 @@
       </w:r>
       <w:proofErr w:type="spellEnd"/>
       <w:r>
-        <w:t xml:space="preserve">[left] = </w:t>
+        <w:t xml:space="preserve">[l] = </w:t>
       </w:r>
       <w:proofErr w:type="spellStart"/>
       <w:r>
@@ -1733,7 +1724,12 @@
       </w:r>
       <w:proofErr w:type="spellEnd"/>
       <w:r>
-        <w:t>[left]^</w:t>
+        <w:t>[r];</w:t>
+      </w:r>
+    </w:p>
+    <w:p>
+      <w:r>
+        <w:t xml:space="preserve">            </w:t>
       </w:r>
       <w:proofErr w:type="spellStart"/>
       <w:r>
@@ -1741,75 +1737,17 @@
       </w:r>
       <w:proofErr w:type="spellEnd"/>
       <w:r>
-        <w:t>[right];</w:t>
-      </w:r>
-    </w:p>
-    <w:p>
-      <w:r>
-        <w:t xml:space="preserve">            </w:t>
-      </w:r>
-      <w:proofErr w:type="spellStart"/>
-      <w:r>
-        <w:t>nums</w:t>
-      </w:r>
-      <w:proofErr w:type="spellEnd"/>
-      <w:r>
-        <w:t xml:space="preserve">[right] = </w:t>
-      </w:r>
-      <w:proofErr w:type="spellStart"/>
-      <w:r>
-        <w:t>nums</w:t>
-      </w:r>
-      <w:proofErr w:type="spellEnd"/>
-      <w:r>
-        <w:t xml:space="preserve">[left]^ </w:t>
-      </w:r>
-      <w:proofErr w:type="spellStart"/>
-      <w:r>
-        <w:t>nums</w:t>
-      </w:r>
-      <w:proofErr w:type="spellEnd"/>
-      <w:r>
-        <w:t>[right];</w:t>
-      </w:r>
-    </w:p>
-    <w:p>
-      <w:r>
-        <w:t xml:space="preserve">            </w:t>
-      </w:r>
-      <w:proofErr w:type="spellStart"/>
-      <w:r>
-        <w:t>nums</w:t>
-      </w:r>
-      <w:proofErr w:type="spellEnd"/>
-      <w:r>
-        <w:t xml:space="preserve">[left] = </w:t>
-      </w:r>
-      <w:proofErr w:type="spellStart"/>
-      <w:r>
-        <w:t>nums</w:t>
-      </w:r>
-      <w:proofErr w:type="spellEnd"/>
-      <w:r>
-        <w:t xml:space="preserve">[left] ^ </w:t>
-      </w:r>
-      <w:proofErr w:type="spellStart"/>
-      <w:r>
-        <w:t>nums</w:t>
-      </w:r>
-      <w:proofErr w:type="spellEnd"/>
-      <w:r>
-        <w:t>[right];</w:t>
-      </w:r>
-    </w:p>
-    <w:p>
-      <w:r>
-        <w:t>            left++;</w:t>
-      </w:r>
-    </w:p>
-    <w:p>
-      <w:r>
-        <w:t xml:space="preserve">            right--; </w:t>
+        <w:t>[r] = temp;</w:t>
+      </w:r>
+    </w:p>
+    <w:p>
+      <w:r>
+        <w:t>            l++;</w:t>
+      </w:r>
+    </w:p>
+    <w:p>
+      <w:r>
+        <w:t>            r--;</w:t>
       </w:r>
     </w:p>
     <w:p>
@@ -1827,8 +1765,6 @@
         <w:t>}</w:t>
       </w:r>
     </w:p>
-    <w:p/>
-    <w:p/>
     <w:sectPr>
       <w:pgSz w:w="11906" w:h="16838"/>
       <w:pgMar w:top="1440" w:right="1440" w:bottom="1440" w:left="1440" w:header="708" w:footer="708" w:gutter="0"/>
@@ -1837,6 +1773,56 @@
     </w:sectPr>
   </w:body>
 </w:document>
+</file>
+
+<file path=word/endnotes.xml><?xml version="1.0" encoding="utf-8"?>
+<w:endnotes xmlns:wpc="http://schemas.microsoft.com/office/word/2010/wordprocessingCanvas" xmlns:cx="http://schemas.microsoft.com/office/drawing/2014/chartex" xmlns:cx1="http://schemas.microsoft.com/office/drawing/2015/9/8/chartex" xmlns:cx2="http://schemas.microsoft.com/office/drawing/2015/10/21/chartex" xmlns:cx3="http://schemas.microsoft.com/office/drawing/2016/5/9/chartex" xmlns:cx4="http://schemas.microsoft.com/office/drawing/2016/5/10/chartex" xmlns:cx5="http://schemas.microsoft.com/office/drawing/2016/5/11/chartex" xmlns:cx6="http://schemas.microsoft.com/office/drawing/2016/5/12/chartex" xmlns:cx7="http://schemas.microsoft.com/office/drawing/2016/5/13/chartex" xmlns:cx8="http://schemas.microsoft.com/office/drawing/2016/5/14/chartex" xmlns:mc="http://schemas.openxmlformats.org/markup-compatibility/2006" xmlns:aink="http://schemas.microsoft.com/office/drawing/2016/ink" xmlns:am3d="http://schemas.microsoft.com/office/drawing/2017/model3d" xmlns:o="urn:schemas-microsoft-com:office:office" xmlns:oel="http://schemas.microsoft.com/office/2019/extlst" xmlns:r="http://schemas.openxmlformats.org/officeDocument/2006/relationships" xmlns:m="http://schemas.openxmlformats.org/officeDocument/2006/math" xmlns:v="urn:schemas-microsoft-com:vml" xmlns:wp14="http://schemas.microsoft.com/office/word/2010/wordprocessingDrawing" xmlns:wp="http://schemas.openxmlformats.org/drawingml/2006/wordprocessingDrawing" xmlns:w10="urn:schemas-microsoft-com:office:word" xmlns:w="http://schemas.openxmlformats.org/wordprocessingml/2006/main" xmlns:w14="http://schemas.microsoft.com/office/word/2010/wordml" xmlns:w15="http://schemas.microsoft.com/office/word/2012/wordml" xmlns:w16cex="http://schemas.microsoft.com/office/word/2018/wordml/cex" xmlns:w16cid="http://schemas.microsoft.com/office/word/2016/wordml/cid" xmlns:w16="http://schemas.microsoft.com/office/word/2018/wordml" xmlns:w16du="http://schemas.microsoft.com/office/word/2023/wordml/word16du" xmlns:w16sdtdh="http://schemas.microsoft.com/office/word/2020/wordml/sdtdatahash" xmlns:w16sdtfl="http://schemas.microsoft.com/office/word/2024/wordml/sdtformatlock" xmlns:w16se="http://schemas.microsoft.com/office/word/2015/wordml/symex" xmlns:wpg="http://schemas.microsoft.com/office/word/2010/wordprocessingGroup" xmlns:wpi="http://schemas.microsoft.com/office/word/2010/wordprocessingInk" xmlns:wne="http://schemas.microsoft.com/office/word/2006/wordml" xmlns:wps="http://schemas.microsoft.com/office/word/2010/wordprocessingShape" mc:Ignorable="w14 w15 w16se w16cid w16 w16cex w16sdtdh w16sdtfl w16du wp14">
+  <w:endnote w:type="separator" w:id="-1">
+    <w:p>
+      <w:pPr>
+        <w:spacing w:after="0" w:line="240" w:lineRule="auto"/>
+      </w:pPr>
+      <w:r>
+        <w:separator/>
+      </w:r>
+    </w:p>
+  </w:endnote>
+  <w:endnote w:type="continuationSeparator" w:id="0">
+    <w:p>
+      <w:pPr>
+        <w:spacing w:after="0" w:line="240" w:lineRule="auto"/>
+      </w:pPr>
+      <w:r>
+        <w:continuationSeparator/>
+      </w:r>
+    </w:p>
+  </w:endnote>
+</w:endnotes>
+</file>
+
+<file path=word/footnotes.xml><?xml version="1.0" encoding="utf-8"?>
+<w:footnotes xmlns:wpc="http://schemas.microsoft.com/office/word/2010/wordprocessingCanvas" xmlns:cx="http://schemas.microsoft.com/office/drawing/2014/chartex" xmlns:cx1="http://schemas.microsoft.com/office/drawing/2015/9/8/chartex" xmlns:cx2="http://schemas.microsoft.com/office/drawing/2015/10/21/chartex" xmlns:cx3="http://schemas.microsoft.com/office/drawing/2016/5/9/chartex" xmlns:cx4="http://schemas.microsoft.com/office/drawing/2016/5/10/chartex" xmlns:cx5="http://schemas.microsoft.com/office/drawing/2016/5/11/chartex" xmlns:cx6="http://schemas.microsoft.com/office/drawing/2016/5/12/chartex" xmlns:cx7="http://schemas.microsoft.com/office/drawing/2016/5/13/chartex" xmlns:cx8="http://schemas.microsoft.com/office/drawing/2016/5/14/chartex" xmlns:mc="http://schemas.openxmlformats.org/markup-compatibility/2006" xmlns:aink="http://schemas.microsoft.com/office/drawing/2016/ink" xmlns:am3d="http://schemas.microsoft.com/office/drawing/2017/model3d" xmlns:o="urn:schemas-microsoft-com:office:office" xmlns:oel="http://schemas.microsoft.com/office/2019/extlst" xmlns:r="http://schemas.openxmlformats.org/officeDocument/2006/relationships" xmlns:m="http://schemas.openxmlformats.org/officeDocument/2006/math" xmlns:v="urn:schemas-microsoft-com:vml" xmlns:wp14="http://schemas.microsoft.com/office/word/2010/wordprocessingDrawing" xmlns:wp="http://schemas.openxmlformats.org/drawingml/2006/wordprocessingDrawing" xmlns:w10="urn:schemas-microsoft-com:office:word" xmlns:w="http://schemas.openxmlformats.org/wordprocessingml/2006/main" xmlns:w14="http://schemas.microsoft.com/office/word/2010/wordml" xmlns:w15="http://schemas.microsoft.com/office/word/2012/wordml" xmlns:w16cex="http://schemas.microsoft.com/office/word/2018/wordml/cex" xmlns:w16cid="http://schemas.microsoft.com/office/word/2016/wordml/cid" xmlns:w16="http://schemas.microsoft.com/office/word/2018/wordml" xmlns:w16du="http://schemas.microsoft.com/office/word/2023/wordml/word16du" xmlns:w16sdtdh="http://schemas.microsoft.com/office/word/2020/wordml/sdtdatahash" xmlns:w16sdtfl="http://schemas.microsoft.com/office/word/2024/wordml/sdtformatlock" xmlns:w16se="http://schemas.microsoft.com/office/word/2015/wordml/symex" xmlns:wpg="http://schemas.microsoft.com/office/word/2010/wordprocessingGroup" xmlns:wpi="http://schemas.microsoft.com/office/word/2010/wordprocessingInk" xmlns:wne="http://schemas.microsoft.com/office/word/2006/wordml" xmlns:wps="http://schemas.microsoft.com/office/word/2010/wordprocessingShape" mc:Ignorable="w14 w15 w16se w16cid w16 w16cex w16sdtdh w16sdtfl w16du wp14">
+  <w:footnote w:type="separator" w:id="-1">
+    <w:p>
+      <w:pPr>
+        <w:spacing w:after="0" w:line="240" w:lineRule="auto"/>
+      </w:pPr>
+      <w:r>
+        <w:separator/>
+      </w:r>
+    </w:p>
+  </w:footnote>
+  <w:footnote w:type="continuationSeparator" w:id="0">
+    <w:p>
+      <w:pPr>
+        <w:spacing w:after="0" w:line="240" w:lineRule="auto"/>
+      </w:pPr>
+      <w:r>
+        <w:continuationSeparator/>
+      </w:r>
+    </w:p>
+  </w:footnote>
+</w:footnotes>
 </file>
 
 <file path=word/numbering.xml><?xml version="1.0" encoding="utf-8"?>
@@ -2995,6 +2981,56 @@
       <w:spacing w:val="5"/>
     </w:rPr>
   </w:style>
+  <w:style w:type="paragraph" w:styleId="Header">
+    <w:name w:val="header"/>
+    <w:basedOn w:val="Normal"/>
+    <w:link w:val="HeaderChar"/>
+    <w:uiPriority w:val="99"/>
+    <w:unhideWhenUsed/>
+    <w:rsid w:val="00F069E9"/>
+    <w:pPr>
+      <w:tabs>
+        <w:tab w:val="center" w:pos="4513"/>
+        <w:tab w:val="right" w:pos="9026"/>
+      </w:tabs>
+      <w:spacing w:after="0" w:line="240" w:lineRule="auto"/>
+    </w:pPr>
+  </w:style>
+  <w:style w:type="character" w:customStyle="1" w:styleId="HeaderChar">
+    <w:name w:val="Header Char"/>
+    <w:basedOn w:val="DefaultParagraphFont"/>
+    <w:link w:val="Header"/>
+    <w:uiPriority w:val="99"/>
+    <w:rsid w:val="00F069E9"/>
+    <w:rPr>
+      <w:rFonts w:cs="Latha"/>
+    </w:rPr>
+  </w:style>
+  <w:style w:type="paragraph" w:styleId="Footer">
+    <w:name w:val="footer"/>
+    <w:basedOn w:val="Normal"/>
+    <w:link w:val="FooterChar"/>
+    <w:uiPriority w:val="99"/>
+    <w:unhideWhenUsed/>
+    <w:rsid w:val="00F069E9"/>
+    <w:pPr>
+      <w:tabs>
+        <w:tab w:val="center" w:pos="4513"/>
+        <w:tab w:val="right" w:pos="9026"/>
+      </w:tabs>
+      <w:spacing w:after="0" w:line="240" w:lineRule="auto"/>
+    </w:pPr>
+  </w:style>
+  <w:style w:type="character" w:customStyle="1" w:styleId="FooterChar">
+    <w:name w:val="Footer Char"/>
+    <w:basedOn w:val="DefaultParagraphFont"/>
+    <w:link w:val="Footer"/>
+    <w:uiPriority w:val="99"/>
+    <w:rsid w:val="00F069E9"/>
+    <w:rPr>
+      <w:rFonts w:cs="Latha"/>
+    </w:rPr>
+  </w:style>
 </w:styles>
 </file>
 

--- a/13. ArrayMatrixManipulation/76 ArrayMatrix - In-place Rotation.docx
+++ b/13. ArrayMatrixManipulation/76 ArrayMatrix - In-place Rotation.docx
@@ -299,6 +299,9 @@
       <w:r>
         <w:t>        {</w:t>
       </w:r>
+      <w:r>
+        <w:t>f</w:t>
+      </w:r>
     </w:p>
     <w:p>
       <w:r>
@@ -451,12 +454,153 @@
     </w:p>
     <w:p>
       <w:r>
+        <w:t xml:space="preserve">    void swap(int[][] m , int </w:t>
+      </w:r>
+      <w:proofErr w:type="spellStart"/>
+      <w:r>
+        <w:t>i</w:t>
+      </w:r>
+      <w:proofErr w:type="spellEnd"/>
+      <w:r>
+        <w:t xml:space="preserve"> , int j)</w:t>
+      </w:r>
+    </w:p>
+    <w:p>
+      <w:r>
+        <w:t>    {</w:t>
+      </w:r>
+    </w:p>
+    <w:p>
+      <w:r>
+        <w:t>        int temp = m[</w:t>
+      </w:r>
+      <w:proofErr w:type="spellStart"/>
+      <w:r>
+        <w:t>i</w:t>
+      </w:r>
+      <w:proofErr w:type="spellEnd"/>
+      <w:r>
+        <w:t>][j] ;</w:t>
+      </w:r>
+    </w:p>
+    <w:p>
+      <w:r>
+        <w:t>        m[</w:t>
+      </w:r>
+      <w:proofErr w:type="spellStart"/>
+      <w:r>
+        <w:t>i</w:t>
+      </w:r>
+      <w:proofErr w:type="spellEnd"/>
+      <w:r>
+        <w:t>][j] = m[j][</w:t>
+      </w:r>
+      <w:proofErr w:type="spellStart"/>
+      <w:r>
+        <w:t>i</w:t>
+      </w:r>
+      <w:proofErr w:type="spellEnd"/>
+      <w:r>
+        <w:t>];</w:t>
+      </w:r>
+    </w:p>
+    <w:p>
+      <w:r>
+        <w:t>        m[j][</w:t>
+      </w:r>
+      <w:proofErr w:type="spellStart"/>
+      <w:r>
+        <w:t>i</w:t>
+      </w:r>
+      <w:proofErr w:type="spellEnd"/>
+      <w:r>
+        <w:t>] = temp;</w:t>
+      </w:r>
+    </w:p>
+    <w:p>
+      <w:r>
+        <w:t>    }</w:t>
+      </w:r>
+    </w:p>
+    <w:p/>
+    <w:p>
+      <w:r>
+        <w:t xml:space="preserve">    void swap(int[] m , int </w:t>
+      </w:r>
+      <w:proofErr w:type="spellStart"/>
+      <w:r>
+        <w:t>i</w:t>
+      </w:r>
+      <w:proofErr w:type="spellEnd"/>
+      <w:r>
+        <w:t xml:space="preserve"> , int j)</w:t>
+      </w:r>
+    </w:p>
+    <w:p>
+      <w:r>
+        <w:t>    {</w:t>
+      </w:r>
+    </w:p>
+    <w:p>
+      <w:r>
+        <w:t>        int temp = m[</w:t>
+      </w:r>
+      <w:proofErr w:type="spellStart"/>
+      <w:r>
+        <w:t>i</w:t>
+      </w:r>
+      <w:proofErr w:type="spellEnd"/>
+      <w:r>
+        <w:t>];</w:t>
+      </w:r>
+    </w:p>
+    <w:p>
+      <w:r>
+        <w:t>        m[</w:t>
+      </w:r>
+      <w:proofErr w:type="spellStart"/>
+      <w:r>
+        <w:t>i</w:t>
+      </w:r>
+      <w:proofErr w:type="spellEnd"/>
+      <w:r>
+        <w:t>] = m[j];</w:t>
+      </w:r>
+    </w:p>
+    <w:p>
+      <w:r>
+        <w:t>        m[j] = temp;</w:t>
+      </w:r>
+    </w:p>
+    <w:p>
+      <w:r>
+        <w:t>    }</w:t>
+      </w:r>
+    </w:p>
+    <w:p>
+      <w:r>
         <w:t>    public void rotate(int[][] m) {</w:t>
       </w:r>
     </w:p>
     <w:p>
       <w:r>
-        <w:t xml:space="preserve">        int n = </w:t>
+        <w:t xml:space="preserve">        for(int </w:t>
+      </w:r>
+      <w:proofErr w:type="spellStart"/>
+      <w:r>
+        <w:t>i</w:t>
+      </w:r>
+      <w:proofErr w:type="spellEnd"/>
+      <w:r>
+        <w:t xml:space="preserve"> = 0 ; </w:t>
+      </w:r>
+      <w:proofErr w:type="spellStart"/>
+      <w:r>
+        <w:t>i</w:t>
+      </w:r>
+      <w:proofErr w:type="spellEnd"/>
+      <w:r>
+        <w:t xml:space="preserve">&lt; </w:t>
       </w:r>
       <w:proofErr w:type="spellStart"/>
       <w:r>
@@ -464,7 +608,54 @@
       </w:r>
       <w:proofErr w:type="spellEnd"/>
       <w:r>
-        <w:t>;</w:t>
+        <w:t xml:space="preserve"> ; </w:t>
+      </w:r>
+      <w:proofErr w:type="spellStart"/>
+      <w:r>
+        <w:t>i</w:t>
+      </w:r>
+      <w:proofErr w:type="spellEnd"/>
+      <w:r>
+        <w:t>++)</w:t>
+      </w:r>
+    </w:p>
+    <w:p>
+      <w:r>
+        <w:t>            for(int j = i+1 ; j&lt; m[</w:t>
+      </w:r>
+      <w:proofErr w:type="spellStart"/>
+      <w:r>
+        <w:t>i</w:t>
+      </w:r>
+      <w:proofErr w:type="spellEnd"/>
+      <w:r>
+        <w:t xml:space="preserve">].length ; </w:t>
+      </w:r>
+      <w:proofErr w:type="spellStart"/>
+      <w:r>
+        <w:t>j++</w:t>
+      </w:r>
+      <w:proofErr w:type="spellEnd"/>
+      <w:r>
+        <w:t>)</w:t>
+      </w:r>
+    </w:p>
+    <w:p>
+      <w:r>
+        <w:t xml:space="preserve">                swap(m , </w:t>
+      </w:r>
+      <w:proofErr w:type="spellStart"/>
+      <w:r>
+        <w:t>i</w:t>
+      </w:r>
+      <w:proofErr w:type="spellEnd"/>
+      <w:r>
+        <w:t xml:space="preserve"> , j);</w:t>
+      </w:r>
+    </w:p>
+    <w:p>
+      <w:r>
+        <w:t xml:space="preserve">        </w:t>
       </w:r>
     </w:p>
     <w:p>
@@ -485,11 +676,19 @@
       </w:r>
       <w:proofErr w:type="spellEnd"/>
       <w:r>
-        <w:t>&lt;</w:t>
-      </w:r>
-      <w:proofErr w:type="spellStart"/>
-      <w:r>
-        <w:t>n;i</w:t>
+        <w:t xml:space="preserve">&lt; </w:t>
+      </w:r>
+      <w:proofErr w:type="spellStart"/>
+      <w:r>
+        <w:t>m.length</w:t>
+      </w:r>
+      <w:proofErr w:type="spellEnd"/>
+      <w:r>
+        <w:t xml:space="preserve"> ; </w:t>
+      </w:r>
+      <w:proofErr w:type="spellStart"/>
+      <w:r>
+        <w:t>i</w:t>
       </w:r>
       <w:proofErr w:type="spellEnd"/>
       <w:r>
@@ -502,337 +701,48 @@
       </w:r>
     </w:p>
     <w:p>
-      <w:pPr>
-        <w:rPr>
-          <w:b/>
-          <w:bCs/>
-        </w:rPr>
-      </w:pPr>
-      <w:r>
-        <w:t>            for(int j = i+1; j &lt;</w:t>
-      </w:r>
-      <w:proofErr w:type="spellStart"/>
-      <w:r>
-        <w:t>n;j</w:t>
-      </w:r>
-      <w:proofErr w:type="spellEnd"/>
-      <w:r>
-        <w:t>++)</w:t>
-      </w:r>
-      <w:r>
-        <w:rPr>
-          <w:b/>
-          <w:bCs/>
-        </w:rPr>
-        <w:t>//TRANSPOSE</w:t>
-      </w:r>
-    </w:p>
-    <w:p>
-      <w:pPr>
-        <w:rPr>
-          <w:b/>
-          <w:bCs/>
-        </w:rPr>
-      </w:pPr>
+      <w:r>
+        <w:t>            int l = 0 ,r = m[</w:t>
+      </w:r>
+      <w:proofErr w:type="spellStart"/>
+      <w:r>
+        <w:t>i</w:t>
+      </w:r>
+      <w:proofErr w:type="spellEnd"/>
+      <w:r>
+        <w:t>].length-1;</w:t>
+      </w:r>
+    </w:p>
+    <w:p>
+      <w:r>
+        <w:t>            while(l&lt;r)</w:t>
+      </w:r>
+    </w:p>
+    <w:p>
       <w:r>
         <w:t>            {</w:t>
       </w:r>
-      <w:r>
-        <w:rPr>
-          <w:b/>
-          <w:bCs/>
-        </w:rPr>
-        <w:t xml:space="preserve">SWAPPING BASED ON XOR </w:t>
-      </w:r>
-    </w:p>
-    <w:p>
-      <w:r>
-        <w:t>                m[</w:t>
-      </w:r>
-      <w:proofErr w:type="spellStart"/>
-      <w:r>
-        <w:t>i</w:t>
-      </w:r>
-      <w:proofErr w:type="spellEnd"/>
-      <w:r>
-        <w:t>][j] = m[j][</w:t>
-      </w:r>
-      <w:proofErr w:type="spellStart"/>
-      <w:r>
-        <w:t>i</w:t>
-      </w:r>
-      <w:proofErr w:type="spellEnd"/>
-      <w:r>
-        <w:t>]^m[</w:t>
-      </w:r>
-      <w:proofErr w:type="spellStart"/>
-      <w:r>
-        <w:t>i</w:t>
-      </w:r>
-      <w:proofErr w:type="spellEnd"/>
-      <w:r>
-        <w:t>][j];</w:t>
-      </w:r>
-    </w:p>
-    <w:p>
-      <w:r>
-        <w:t>                m[j][</w:t>
-      </w:r>
-      <w:proofErr w:type="spellStart"/>
-      <w:r>
-        <w:t>i</w:t>
-      </w:r>
-      <w:proofErr w:type="spellEnd"/>
-      <w:r>
-        <w:t>] = m[j][</w:t>
-      </w:r>
-      <w:proofErr w:type="spellStart"/>
-      <w:r>
-        <w:t>i</w:t>
-      </w:r>
-      <w:proofErr w:type="spellEnd"/>
-      <w:r>
-        <w:t>]^m[</w:t>
-      </w:r>
-      <w:proofErr w:type="spellStart"/>
-      <w:r>
-        <w:t>i</w:t>
-      </w:r>
-      <w:proofErr w:type="spellEnd"/>
-      <w:r>
-        <w:t>][j];</w:t>
-      </w:r>
-    </w:p>
-    <w:p>
-      <w:r>
-        <w:t>                m[</w:t>
-      </w:r>
-      <w:proofErr w:type="spellStart"/>
-      <w:r>
-        <w:t>i</w:t>
-      </w:r>
-      <w:proofErr w:type="spellEnd"/>
-      <w:r>
-        <w:t>][j] = m[j][</w:t>
-      </w:r>
-      <w:proofErr w:type="spellStart"/>
-      <w:r>
-        <w:t>i</w:t>
-      </w:r>
-      <w:proofErr w:type="spellEnd"/>
-      <w:r>
-        <w:t>]^m[</w:t>
-      </w:r>
-      <w:proofErr w:type="spellStart"/>
-      <w:r>
-        <w:t>i</w:t>
-      </w:r>
-      <w:proofErr w:type="spellEnd"/>
-      <w:r>
-        <w:t>][j];</w:t>
-      </w:r>
-    </w:p>
-    <w:p>
-      <w:r>
-        <w:t>            }</w:t>
-      </w:r>
-    </w:p>
-    <w:p>
-      <w:r>
-        <w:t>        }</w:t>
-      </w:r>
-    </w:p>
-    <w:p>
-      <w:r>
-        <w:t xml:space="preserve">        for(int </w:t>
-      </w:r>
-      <w:proofErr w:type="spellStart"/>
-      <w:r>
-        <w:t>i</w:t>
-      </w:r>
-      <w:proofErr w:type="spellEnd"/>
-      <w:r>
-        <w:t>= 0 ;</w:t>
-      </w:r>
-      <w:proofErr w:type="spellStart"/>
-      <w:r>
-        <w:t>i</w:t>
-      </w:r>
-      <w:proofErr w:type="spellEnd"/>
-      <w:r>
-        <w:t>&lt;</w:t>
-      </w:r>
-      <w:proofErr w:type="spellStart"/>
-      <w:r>
-        <w:t>n;i</w:t>
-      </w:r>
-      <w:proofErr w:type="spellEnd"/>
-      <w:r>
-        <w:t>++)</w:t>
-      </w:r>
-    </w:p>
-    <w:p>
-      <w:r>
-        <w:t>        {   int left = 0 , right = m[</w:t>
-      </w:r>
-      <w:proofErr w:type="spellStart"/>
-      <w:r>
-        <w:t>i</w:t>
-      </w:r>
-      <w:proofErr w:type="spellEnd"/>
-      <w:r>
-        <w:t>].length-1;</w:t>
-      </w:r>
-    </w:p>
-    <w:p>
-      <w:pPr>
-        <w:rPr>
-          <w:b/>
-          <w:bCs/>
-        </w:rPr>
-      </w:pPr>
-      <w:r>
-        <w:t>            while(left&lt;right)</w:t>
-      </w:r>
-      <w:r>
-        <w:rPr>
-          <w:b/>
-          <w:bCs/>
-        </w:rPr>
-        <w:t>//BINARY SEARCH SWAP</w:t>
-      </w:r>
-    </w:p>
-    <w:p>
-      <w:pPr>
-        <w:rPr>
-          <w:b/>
-          <w:bCs/>
-        </w:rPr>
-      </w:pPr>
-      <w:r>
-        <w:t>            {</w:t>
-      </w:r>
-      <w:r>
-        <w:rPr>
-          <w:b/>
-          <w:bCs/>
-        </w:rPr>
-        <w:t xml:space="preserve">//perform normal swap </w:t>
-      </w:r>
-      <w:proofErr w:type="spellStart"/>
-      <w:r>
-        <w:rPr>
-          <w:b/>
-          <w:bCs/>
-        </w:rPr>
-        <w:t>xor</w:t>
-      </w:r>
-      <w:proofErr w:type="spellEnd"/>
-      <w:r>
-        <w:rPr>
-          <w:b/>
-          <w:bCs/>
-        </w:rPr>
-        <w:t xml:space="preserve"> for uniqueness</w:t>
-      </w:r>
-    </w:p>
-    <w:p>
-      <w:r>
-        <w:t>                m[</w:t>
-      </w:r>
-      <w:proofErr w:type="spellStart"/>
-      <w:r>
-        <w:t>i</w:t>
-      </w:r>
-      <w:proofErr w:type="spellEnd"/>
-      <w:r>
-        <w:t>][left] ^=m[</w:t>
-      </w:r>
-      <w:proofErr w:type="spellStart"/>
-      <w:r>
-        <w:t>i</w:t>
-      </w:r>
-      <w:proofErr w:type="spellEnd"/>
-      <w:r>
-        <w:t>][right];</w:t>
-      </w:r>
-    </w:p>
-    <w:p>
-      <w:r>
-        <w:t>                m[</w:t>
-      </w:r>
-      <w:proofErr w:type="spellStart"/>
-      <w:r>
-        <w:t>i</w:t>
-      </w:r>
-      <w:proofErr w:type="spellEnd"/>
-      <w:r>
-        <w:t>][right] ^=m[</w:t>
-      </w:r>
-      <w:proofErr w:type="spellStart"/>
-      <w:r>
-        <w:t>i</w:t>
-      </w:r>
-      <w:proofErr w:type="spellEnd"/>
-      <w:r>
-        <w:t>][left];</w:t>
-      </w:r>
-    </w:p>
-    <w:p>
-      <w:r>
-        <w:t>                m[</w:t>
-      </w:r>
-      <w:proofErr w:type="spellStart"/>
-      <w:r>
-        <w:t>i</w:t>
-      </w:r>
-      <w:proofErr w:type="spellEnd"/>
-      <w:r>
-        <w:t>][left] ^=m[</w:t>
-      </w:r>
-      <w:proofErr w:type="spellStart"/>
-      <w:r>
-        <w:t>i</w:t>
-      </w:r>
-      <w:proofErr w:type="spellEnd"/>
-      <w:r>
-        <w:t>][right];</w:t>
-      </w:r>
-    </w:p>
-    <w:p>
-      <w:r>
-        <w:t>                left++;</w:t>
-      </w:r>
-    </w:p>
-    <w:p>
-      <w:r>
-        <w:t>                right--;</w:t>
-      </w:r>
-    </w:p>
-    <w:p>
-      <w:r>
-        <w:t>            }</w:t>
-      </w:r>
-    </w:p>
-    <w:p>
-      <w:r>
-        <w:t xml:space="preserve">  </w:t>
+    </w:p>
+    <w:p>
+      <w:r>
+        <w:t>                swap(m[</w:t>
+      </w:r>
+      <w:proofErr w:type="spellStart"/>
+      <w:r>
+        <w:t>i</w:t>
+      </w:r>
+      <w:proofErr w:type="spellEnd"/>
+      <w:r>
+        <w:t>] , l , r);</w:t>
+      </w:r>
+      <w:r>
+        <w:t>l++;r--;</w:t>
       </w:r>
       <w:r>
         <w:t>}</w:t>
       </w:r>
       <w:r>
-        <w:t xml:space="preserve">  </w:t>
-      </w:r>
-    </w:p>
-    <w:p>
-      <w:r>
-        <w:t>    }</w:t>
-      </w:r>
-    </w:p>
-    <w:p>
-      <w:r>
-        <w:t>}</w:t>
+        <w:t>}}</w:t>
       </w:r>
     </w:p>
     <w:p>
